--- a/Documentation/GW4301AManual.docx
+++ b/Documentation/GW4301AManual.docx
@@ -109,15 +109,7 @@
         <w:t xml:space="preserve"> </w:t>
       </w:r>
       <w:r>
-        <w:t xml:space="preserve">with 2 MB of </w:t>
-      </w:r>
-      <w:proofErr w:type="spellStart"/>
-      <w:r>
-        <w:t>geoRAM</w:t>
-      </w:r>
-      <w:proofErr w:type="spellEnd"/>
-      <w:r>
-        <w:t xml:space="preserve">-compatible expansion memory. </w:t>
+        <w:t xml:space="preserve">with 2 MB of geoRAM-compatible expansion memory. </w:t>
       </w:r>
       <w:r>
         <w:t xml:space="preserve">GW4301A is </w:t>
@@ -142,31 +134,7 @@
         <w:pStyle w:val="NoSpacing"/>
       </w:pPr>
       <w:r>
-        <w:t xml:space="preserve">The GW4301A RAM expansion card is small enough to fit into a "stumpy" sized C64 </w:t>
-      </w:r>
-      <w:proofErr w:type="gramStart"/>
-      <w:r>
-        <w:t>cartridge, but</w:t>
-      </w:r>
-      <w:proofErr w:type="gramEnd"/>
-      <w:r>
-        <w:t xml:space="preserve"> provides 2 MB of </w:t>
-      </w:r>
-      <w:proofErr w:type="spellStart"/>
-      <w:r>
-        <w:t>geoRAM</w:t>
-      </w:r>
-      <w:proofErr w:type="spellEnd"/>
-      <w:r>
-        <w:t xml:space="preserve">-compatible memory. Power consumption is minimized through the use of a single </w:t>
-      </w:r>
-      <w:proofErr w:type="gramStart"/>
-      <w:r>
-        <w:t>16 megabit</w:t>
-      </w:r>
-      <w:proofErr w:type="gramEnd"/>
-      <w:r>
-        <w:t xml:space="preserve"> DRAM chip.</w:t>
+        <w:t>The GW4301A RAM expansion card is small enough to fit into a "stumpy" sized C64 cartridge but provides 2 MB of geoRAM-compatible memory. Power consumption is minimized through the use of a single 16 megabit DRAM chip.</w:t>
       </w:r>
     </w:p>
     <w:p>
@@ -179,18 +147,13 @@
     </w:p>
     <w:p>
       <w:r>
-        <w:t xml:space="preserve">GW4301A's design is fully </w:t>
-      </w:r>
-      <w:proofErr w:type="gramStart"/>
-      <w:r>
-        <w:t>open-source</w:t>
-      </w:r>
-      <w:proofErr w:type="gramEnd"/>
-      <w:r>
-        <w:t>. The schematics, board layouts, and CPLD firmware are all freely available for commercial and noncommercial use. To download the design files, visit the Garrett's Workshop GitHub page</w:t>
-      </w:r>
-      <w:r>
-        <w:t xml:space="preserve">, </w:t>
+        <w:t>GW4301A's design is fully open-source. The schematics, board layouts, and CPLD firmware are all freely available for commercial and noncommercial use. To download the design files, visit the Garrett's Workshop GitHub pag</w:t>
+      </w:r>
+      <w:r>
+        <w:t>e:</w:t>
+      </w:r>
+      <w:r>
+        <w:t xml:space="preserve"> </w:t>
       </w:r>
       <w:hyperlink r:id="rId6" w:history="1">
         <w:r>
@@ -200,16 +163,59 @@
           <w:t>https://github.com/garrettsworkshop</w:t>
         </w:r>
       </w:hyperlink>
-      <w:r>
-        <w:t>.</w:t>
-      </w:r>
     </w:p>
     <w:p>
       <w:pPr>
         <w:pStyle w:val="Heading1"/>
       </w:pPr>
       <w:r>
-        <w:t>Technical Specifications</w:t>
+        <w:t>Compatibility Notes</w:t>
+      </w:r>
+    </w:p>
+    <w:p>
+      <w:r>
+        <w:t>Please read this section if you are unsure which programs are compatible with the extra memory provided by a geoRAM-type memory expansion cartridge such as the GW4301A.</w:t>
+      </w:r>
+    </w:p>
+    <w:p>
+      <w:r>
+        <w:t>There are two types of expansion memory for the Commodore 64: geoRAM-compatible memory and REU-compatible memory.</w:t>
+      </w:r>
+      <w:r>
+        <w:t xml:space="preserve"> </w:t>
+      </w:r>
+      <w:r>
+        <w:t xml:space="preserve">GW4301A is a geoRAM-type memory expansion cartridge. Other geoRAM-type cartridges include the original geoRAM and the modern NeoRAM. On the other hand, REU-compatible memory cards include the original Commodore 1750 and 1764 RAM Expansion Units. GW4301A is </w:t>
+      </w:r>
+      <w:r>
+        <w:rPr>
+          <w:i/>
+          <w:iCs/>
+        </w:rPr>
+        <w:t>not</w:t>
+      </w:r>
+      <w:r>
+        <w:t xml:space="preserve"> compatible with REU-type memory cartridges such as the Commodore 1750 and 1764.</w:t>
+      </w:r>
+    </w:p>
+    <w:p>
+      <w:r>
+        <w:t>In general, some programs support geoRAM-type RAM, some programs support REU-type RAM, some programs support both, and some support neither</w:t>
+      </w:r>
+      <w:r>
+        <w:t xml:space="preserve"> type of expansion RAM</w:t>
+      </w:r>
+      <w:r>
+        <w:t xml:space="preserve">. Usually </w:t>
+      </w:r>
+      <w:r>
+        <w:t xml:space="preserve">the types of supported memory expansion are noted in a program’s supporting documentation. Do note that the vast majority of C64 programs do not support any type of external memory expansion. Memory expansion is most commonly used with the GEOS </w:t>
+      </w:r>
+      <w:r>
+        <w:t>operating system but</w:t>
+      </w:r>
+      <w:r>
+        <w:t xml:space="preserve"> is also often supported in programs such as text editors, assemblers, samplers, and graphics programs. </w:t>
       </w:r>
     </w:p>
     <w:p>
@@ -217,7 +223,64 @@
         <w:pStyle w:val="Heading2"/>
       </w:pPr>
       <w:r>
+        <w:t>Using geoRAM-type Memory Expansion with GEOS</w:t>
+      </w:r>
+    </w:p>
+    <w:p>
+      <w:r>
+        <w:t xml:space="preserve">GEOS supports memory expansion using a geoRAM-type memory cartridge such as the GW4301A, but not out-of-the box. You must install a special driver on your GEOS boot disk in order to be able to use the GW4301A with GEOS. This process can be slightly complicated by the copy protection present on most original GEOS disks. </w:t>
+      </w:r>
+      <w:r>
+        <w:t>T</w:t>
+      </w:r>
+      <w:r>
+        <w:t>he best tutorial on installing GEOS with support</w:t>
+      </w:r>
+      <w:r>
+        <w:t xml:space="preserve"> for geoRAM-type memory</w:t>
+      </w:r>
+      <w:r>
+        <w:t xml:space="preserve"> can be found here:</w:t>
+      </w:r>
+      <w:r>
+        <w:t xml:space="preserve"> </w:t>
+      </w:r>
+      <w:hyperlink r:id="rId7" w:history="1">
+        <w:r>
+          <w:rPr>
+            <w:rStyle w:val="Hyperlink"/>
+          </w:rPr>
+          <w:t>http://cbmfiles.com/geos/</w:t>
+        </w:r>
+      </w:hyperlink>
+      <w:r>
+        <w:br w:type="page"/>
+      </w:r>
+    </w:p>
+    <w:p>
+      <w:pPr>
+        <w:pStyle w:val="Heading1"/>
+      </w:pPr>
+      <w:r>
+        <w:lastRenderedPageBreak/>
+        <w:t>Technical Specifications</w:t>
+      </w:r>
+    </w:p>
+    <w:p>
+      <w:pPr>
+        <w:pStyle w:val="Heading2"/>
+      </w:pPr>
+      <w:r>
         <w:t>Physical Dimensions</w:t>
+      </w:r>
+      <w:r>
+        <w:t xml:space="preserve"> (without </w:t>
+      </w:r>
+      <w:r>
+        <w:t xml:space="preserve">cartridge </w:t>
+      </w:r>
+      <w:r>
+        <w:t>case)</w:t>
       </w:r>
     </w:p>
     <w:tbl>
@@ -234,7 +297,7 @@
       </w:tblPr>
       <w:tblGrid>
         <w:gridCol w:w="1286"/>
-        <w:gridCol w:w="1396"/>
+        <w:gridCol w:w="2450"/>
       </w:tblGrid>
       <w:tr>
         <w:trPr>
@@ -351,25 +414,7 @@
                   <w:rPr>
                     <w:rFonts w:ascii="Cambria Math" w:hAnsi="Cambria Math"/>
                   </w:rPr>
-                  <m:t>49</m:t>
-                </m:r>
-                <m:r>
-                  <w:rPr>
-                    <w:rFonts w:ascii="Cambria Math" w:hAnsi="Cambria Math"/>
-                  </w:rPr>
-                  <m:t>.</m:t>
-                </m:r>
-                <m:r>
-                  <w:rPr>
-                    <w:rFonts w:ascii="Cambria Math" w:hAnsi="Cambria Math"/>
-                  </w:rPr>
-                  <m:t>53</m:t>
-                </m:r>
-                <m:r>
-                  <w:rPr>
-                    <w:rFonts w:ascii="Cambria Math" w:hAnsi="Cambria Math"/>
-                  </w:rPr>
-                  <m:t xml:space="preserve"> </m:t>
+                  <m:t xml:space="preserve">49.53 </m:t>
                 </m:r>
                 <m:r>
                   <m:rPr>
@@ -378,7 +423,7 @@
                   <w:rPr>
                     <w:rFonts w:ascii="Cambria Math" w:hAnsi="Cambria Math"/>
                   </w:rPr>
-                  <m:t>mm</m:t>
+                  <m:t>mm±0.2 mm</m:t>
                 </m:r>
               </m:oMath>
             </m:oMathPara>
@@ -435,13 +480,7 @@
                   <w:rPr>
                     <w:rFonts w:ascii="Cambria Math" w:hAnsi="Cambria Math"/>
                   </w:rPr>
-                  <m:t>5.7658</m:t>
-                </m:r>
-                <m:r>
-                  <w:rPr>
-                    <w:rFonts w:ascii="Cambria Math" w:hAnsi="Cambria Math"/>
-                  </w:rPr>
-                  <m:t xml:space="preserve"> </m:t>
+                  <m:t xml:space="preserve">57.658 </m:t>
                 </m:r>
                 <m:r>
                   <m:rPr>
@@ -450,7 +489,7 @@
                   <w:rPr>
                     <w:rFonts w:ascii="Cambria Math" w:hAnsi="Cambria Math"/>
                   </w:rPr>
-                  <m:t>mm</m:t>
+                  <m:t>mm±0.2 mm</m:t>
                 </m:r>
               </m:oMath>
             </m:oMathPara>
@@ -1283,19 +1322,7 @@
                   <w:rPr>
                     <w:rFonts w:ascii="Cambria Math" w:eastAsia="Times New Roman" w:hAnsi="Cambria Math" w:cs="Times New Roman"/>
                   </w:rPr>
-                  <m:t xml:space="preserve"> = -</m:t>
-                </m:r>
-                <m:r>
-                  <w:rPr>
-                    <w:rFonts w:ascii="Cambria Math" w:eastAsia="Times New Roman" w:hAnsi="Cambria Math" w:cs="Times New Roman"/>
-                  </w:rPr>
-                  <m:t>2</m:t>
-                </m:r>
-                <m:r>
-                  <w:rPr>
-                    <w:rFonts w:ascii="Cambria Math" w:eastAsia="Times New Roman" w:hAnsi="Cambria Math" w:cs="Times New Roman"/>
-                  </w:rPr>
-                  <m:t xml:space="preserve"> </m:t>
+                  <m:t xml:space="preserve"> = -2 </m:t>
                 </m:r>
                 <m:r>
                   <m:rPr>
@@ -1478,19 +1505,7 @@
                   <w:rPr>
                     <w:rFonts w:ascii="Cambria Math" w:eastAsia="Times New Roman" w:hAnsi="Cambria Math" w:cs="Times New Roman"/>
                   </w:rPr>
-                  <m:t xml:space="preserve"> = </m:t>
-                </m:r>
-                <m:r>
-                  <w:rPr>
-                    <w:rFonts w:ascii="Cambria Math" w:eastAsia="Times New Roman" w:hAnsi="Cambria Math" w:cs="Times New Roman"/>
-                  </w:rPr>
-                  <m:t>4</m:t>
-                </m:r>
-                <m:r>
-                  <w:rPr>
-                    <w:rFonts w:ascii="Cambria Math" w:eastAsia="Times New Roman" w:hAnsi="Cambria Math" w:cs="Times New Roman"/>
-                  </w:rPr>
-                  <m:t xml:space="preserve"> </m:t>
+                  <m:t xml:space="preserve"> = 4 </m:t>
                 </m:r>
                 <m:r>
                   <m:rPr>
@@ -1936,7 +1951,7 @@
                   <w:rPr>
                     <w:rFonts w:ascii="Cambria Math" w:eastAsia="Calibri" w:hAnsi="Cambria Math" w:cs="Times New Roman"/>
                   </w:rPr>
-                  <m:t xml:space="preserve">20 </m:t>
+                  <m:t xml:space="preserve">22 </m:t>
                 </m:r>
                 <m:r>
                   <m:rPr>
@@ -2105,10 +2120,13 @@
         </w:tc>
       </w:tr>
     </w:tbl>
-    <w:p/>
-    <w:p/>
+    <w:p>
+      <w:pPr>
+        <w:spacing w:after="0"/>
+      </w:pPr>
+    </w:p>
     <w:sectPr>
-      <w:footerReference w:type="first" r:id="rId7"/>
+      <w:footerReference w:type="first" r:id="rId8"/>
       <w:pgSz w:w="12240" w:h="15840"/>
       <w:pgMar w:top="1440" w:right="1440" w:bottom="1440" w:left="1440" w:header="720" w:footer="720" w:gutter="0"/>
       <w:cols w:space="720"/>
@@ -2835,6 +2853,18 @@
     <w:uiPriority w:val="99"/>
     <w:rsid w:val="000D2510"/>
   </w:style>
+  <w:style w:type="character" w:styleId="UnresolvedMention">
+    <w:name w:val="Unresolved Mention"/>
+    <w:basedOn w:val="DefaultParagraphFont"/>
+    <w:uiPriority w:val="99"/>
+    <w:semiHidden/>
+    <w:unhideWhenUsed/>
+    <w:rsid w:val="00B30B26"/>
+    <w:rPr>
+      <w:color w:val="605E5C"/>
+      <w:shd w:val="clear" w:color="auto" w:fill="E1DFDD"/>
+    </w:rPr>
+  </w:style>
 </w:styles>
 </file>
 

--- a/Documentation/GW4301AManual.docx
+++ b/Documentation/GW4301AManual.docx
@@ -109,15 +109,7 @@
         <w:t xml:space="preserve"> </w:t>
       </w:r>
       <w:r>
-        <w:t xml:space="preserve">with 2 MB of </w:t>
-      </w:r>
-      <w:proofErr w:type="spellStart"/>
-      <w:r>
-        <w:t>geoRAM</w:t>
-      </w:r>
-      <w:proofErr w:type="spellEnd"/>
-      <w:r>
-        <w:t xml:space="preserve">-compatible expansion memory. </w:t>
+        <w:t xml:space="preserve">with 2 MB of geoRAM-compatible expansion memory. </w:t>
       </w:r>
       <w:r>
         <w:t xml:space="preserve">GW4301A is </w:t>
@@ -142,23 +134,7 @@
         <w:pStyle w:val="NoSpacing"/>
       </w:pPr>
       <w:r>
-        <w:t xml:space="preserve">The GW4301A RAM expansion card is small enough to fit into a "stumpy" sized C64 </w:t>
-      </w:r>
-      <w:proofErr w:type="gramStart"/>
-      <w:r>
-        <w:t>cartridge, but</w:t>
-      </w:r>
-      <w:proofErr w:type="gramEnd"/>
-      <w:r>
-        <w:t xml:space="preserve"> provides 2 MB of </w:t>
-      </w:r>
-      <w:proofErr w:type="spellStart"/>
-      <w:r>
-        <w:t>geoRAM</w:t>
-      </w:r>
-      <w:proofErr w:type="spellEnd"/>
-      <w:r>
-        <w:t xml:space="preserve">-compatible memory. Power consumption is minimized through the use of a single </w:t>
+        <w:t xml:space="preserve">The GW4301A RAM expansion card is small enough to fit into a "stumpy" sized C64 cartridge but provides 2 MB of geoRAM-compatible memory. Power consumption is minimized through the use of a single </w:t>
       </w:r>
       <w:proofErr w:type="gramStart"/>
       <w:r>
@@ -187,10 +163,13 @@
       </w:r>
       <w:proofErr w:type="gramEnd"/>
       <w:r>
-        <w:t>. The schematics, board layouts, and CPLD firmware are all freely available for commercial and noncommercial use. To download the design files, visit the Garrett's Workshop GitHub page</w:t>
-      </w:r>
-      <w:r>
-        <w:t xml:space="preserve">, </w:t>
+        <w:t>. The schematics, board layouts, and CPLD firmware are all freely available for commercial and noncommercial use. To download the design files, visit the Garrett's Workshop GitHub pag</w:t>
+      </w:r>
+      <w:r>
+        <w:t>e:</w:t>
+      </w:r>
+      <w:r>
+        <w:t xml:space="preserve"> </w:t>
       </w:r>
       <w:hyperlink r:id="rId6" w:history="1">
         <w:r>
@@ -200,16 +179,70 @@
           <w:t>https://github.com/garrettsworkshop</w:t>
         </w:r>
       </w:hyperlink>
-      <w:r>
-        <w:t>.</w:t>
-      </w:r>
     </w:p>
     <w:p>
       <w:pPr>
         <w:pStyle w:val="Heading1"/>
       </w:pPr>
       <w:r>
-        <w:t>Technical Specifications</w:t>
+        <w:t>Compatibility Notes</w:t>
+      </w:r>
+    </w:p>
+    <w:p>
+      <w:r>
+        <w:t>Please read this section if you are unsure which programs are compatible with the extra memory provided by a geoRAM-type memory expansion cartridge such as the GW4301A.</w:t>
+      </w:r>
+    </w:p>
+    <w:p>
+      <w:r>
+        <w:t>There are two types of expansion memory for the Commodore 64: geoRAM-compatible memory and REU-compatible memory.</w:t>
+      </w:r>
+      <w:r>
+        <w:t xml:space="preserve"> </w:t>
+      </w:r>
+      <w:r>
+        <w:t xml:space="preserve">GW4301A is a geoRAM-type memory expansion cartridge. Other geoRAM-type cartridges include the original geoRAM and the modern </w:t>
+      </w:r>
+      <w:proofErr w:type="spellStart"/>
+      <w:r>
+        <w:t>NeoRAM</w:t>
+      </w:r>
+      <w:proofErr w:type="spellEnd"/>
+      <w:r>
+        <w:t xml:space="preserve">. On the other hand, REU-compatible memory cards include the original Commodore 1750 and 1764 RAM Expansion Units. GW4301A is </w:t>
+      </w:r>
+      <w:r>
+        <w:rPr>
+          <w:i/>
+          <w:iCs/>
+        </w:rPr>
+        <w:t>not</w:t>
+      </w:r>
+      <w:r>
+        <w:t xml:space="preserve"> compatible with REU-type memory cartridges such as the Commodore 1750 and 1764</w:t>
+      </w:r>
+      <w:r>
+        <w:t>.</w:t>
+      </w:r>
+    </w:p>
+    <w:p>
+      <w:r>
+        <w:t>In general, some programs support geoRAM-type RAM, some programs support REU-type RAM, some programs support both, and some support neither</w:t>
+      </w:r>
+      <w:r>
+        <w:t xml:space="preserve"> type of expansion RAM</w:t>
+      </w:r>
+      <w:r>
+        <w:t xml:space="preserve">. Usually </w:t>
+      </w:r>
+      <w:r>
+        <w:t xml:space="preserve">the types of supported memory expansion are noted in a program’s supporting documentation. Do note that the vast majority of C64 programs do not support any type of external memory expansion. Memory expansion is most commonly used with the GEOS </w:t>
+      </w:r>
+      <w:r>
+        <w:t>operating system but</w:t>
+      </w:r>
+      <w:r>
+        <w:t xml:space="preserve"> is also often supported in programs such as text editors, assemblers, samplers, and graphics programs. </w:t>
       </w:r>
     </w:p>
     <w:p>
@@ -217,7 +250,72 @@
         <w:pStyle w:val="Heading2"/>
       </w:pPr>
       <w:r>
+        <w:t>Using geoRAM-type Memory Expansion with GEOS</w:t>
+      </w:r>
+    </w:p>
+    <w:p>
+      <w:r>
+        <w:t xml:space="preserve">GEOS </w:t>
+      </w:r>
+      <w:proofErr w:type="gramStart"/>
+      <w:r>
+        <w:t>supports</w:t>
+      </w:r>
+      <w:proofErr w:type="gramEnd"/>
+      <w:r>
+        <w:t xml:space="preserve"> memory expansion using a geoRAM-type memory cartridge such as the GW4301A, but not out-of-the box. You must install a special driver on your GEOS boot disk in order to be able to use the GW4301A with GEOS. This process can be slightly complicated by the copy protection present on most original GEOS disks. </w:t>
+      </w:r>
+      <w:r>
+        <w:t>T</w:t>
+      </w:r>
+      <w:r>
+        <w:t>he best tutorial on installing GEOS with support</w:t>
+      </w:r>
+      <w:r>
+        <w:t xml:space="preserve"> for geoRAM-type memory</w:t>
+      </w:r>
+      <w:r>
+        <w:t xml:space="preserve"> can be found here:</w:t>
+      </w:r>
+      <w:r>
+        <w:t xml:space="preserve"> </w:t>
+      </w:r>
+      <w:hyperlink r:id="rId7" w:history="1">
+        <w:r>
+          <w:rPr>
+            <w:rStyle w:val="Hyperlink"/>
+          </w:rPr>
+          <w:t>http://cbmfiles.com/geos/</w:t>
+        </w:r>
+      </w:hyperlink>
+      <w:r>
+        <w:br w:type="page"/>
+      </w:r>
+    </w:p>
+    <w:p>
+      <w:pPr>
+        <w:pStyle w:val="Heading1"/>
+      </w:pPr>
+      <w:r>
+        <w:lastRenderedPageBreak/>
+        <w:t>Technical Specifications</w:t>
+      </w:r>
+    </w:p>
+    <w:p>
+      <w:pPr>
+        <w:pStyle w:val="Heading2"/>
+      </w:pPr>
+      <w:r>
         <w:t>Physical Dimensions</w:t>
+      </w:r>
+      <w:r>
+        <w:t xml:space="preserve"> (without </w:t>
+      </w:r>
+      <w:r>
+        <w:t xml:space="preserve">cartridge </w:t>
+      </w:r>
+      <w:r>
+        <w:t>case)</w:t>
       </w:r>
     </w:p>
     <w:tbl>
@@ -234,7 +332,7 @@
       </w:tblPr>
       <w:tblGrid>
         <w:gridCol w:w="1286"/>
-        <w:gridCol w:w="1396"/>
+        <w:gridCol w:w="2450"/>
       </w:tblGrid>
       <w:tr>
         <w:trPr>
@@ -351,25 +449,7 @@
                   <w:rPr>
                     <w:rFonts w:ascii="Cambria Math" w:hAnsi="Cambria Math"/>
                   </w:rPr>
-                  <m:t>49</m:t>
-                </m:r>
-                <m:r>
-                  <w:rPr>
-                    <w:rFonts w:ascii="Cambria Math" w:hAnsi="Cambria Math"/>
-                  </w:rPr>
-                  <m:t>.</m:t>
-                </m:r>
-                <m:r>
-                  <w:rPr>
-                    <w:rFonts w:ascii="Cambria Math" w:hAnsi="Cambria Math"/>
-                  </w:rPr>
-                  <m:t>53</m:t>
-                </m:r>
-                <m:r>
-                  <w:rPr>
-                    <w:rFonts w:ascii="Cambria Math" w:hAnsi="Cambria Math"/>
-                  </w:rPr>
-                  <m:t xml:space="preserve"> </m:t>
+                  <m:t xml:space="preserve">49.53 </m:t>
                 </m:r>
                 <m:r>
                   <m:rPr>
@@ -378,7 +458,7 @@
                   <w:rPr>
                     <w:rFonts w:ascii="Cambria Math" w:hAnsi="Cambria Math"/>
                   </w:rPr>
-                  <m:t>mm</m:t>
+                  <m:t>mm±0.2 mm</m:t>
                 </m:r>
               </m:oMath>
             </m:oMathPara>
@@ -435,13 +515,7 @@
                   <w:rPr>
                     <w:rFonts w:ascii="Cambria Math" w:hAnsi="Cambria Math"/>
                   </w:rPr>
-                  <m:t>5.7658</m:t>
-                </m:r>
-                <m:r>
-                  <w:rPr>
-                    <w:rFonts w:ascii="Cambria Math" w:hAnsi="Cambria Math"/>
-                  </w:rPr>
-                  <m:t xml:space="preserve"> </m:t>
+                  <m:t xml:space="preserve">57.658 </m:t>
                 </m:r>
                 <m:r>
                   <m:rPr>
@@ -450,7 +524,7 @@
                   <w:rPr>
                     <w:rFonts w:ascii="Cambria Math" w:hAnsi="Cambria Math"/>
                   </w:rPr>
-                  <m:t>mm</m:t>
+                  <m:t>mm±0.2 mm</m:t>
                 </m:r>
               </m:oMath>
             </m:oMathPara>
@@ -1283,19 +1357,7 @@
                   <w:rPr>
                     <w:rFonts w:ascii="Cambria Math" w:eastAsia="Times New Roman" w:hAnsi="Cambria Math" w:cs="Times New Roman"/>
                   </w:rPr>
-                  <m:t xml:space="preserve"> = -</m:t>
-                </m:r>
-                <m:r>
-                  <w:rPr>
-                    <w:rFonts w:ascii="Cambria Math" w:eastAsia="Times New Roman" w:hAnsi="Cambria Math" w:cs="Times New Roman"/>
-                  </w:rPr>
-                  <m:t>2</m:t>
-                </m:r>
-                <m:r>
-                  <w:rPr>
-                    <w:rFonts w:ascii="Cambria Math" w:eastAsia="Times New Roman" w:hAnsi="Cambria Math" w:cs="Times New Roman"/>
-                  </w:rPr>
-                  <m:t xml:space="preserve"> </m:t>
+                  <m:t xml:space="preserve"> = -2 </m:t>
                 </m:r>
                 <m:r>
                   <m:rPr>
@@ -1478,19 +1540,7 @@
                   <w:rPr>
                     <w:rFonts w:ascii="Cambria Math" w:eastAsia="Times New Roman" w:hAnsi="Cambria Math" w:cs="Times New Roman"/>
                   </w:rPr>
-                  <m:t xml:space="preserve"> = </m:t>
-                </m:r>
-                <m:r>
-                  <w:rPr>
-                    <w:rFonts w:ascii="Cambria Math" w:eastAsia="Times New Roman" w:hAnsi="Cambria Math" w:cs="Times New Roman"/>
-                  </w:rPr>
-                  <m:t>4</m:t>
-                </m:r>
-                <m:r>
-                  <w:rPr>
-                    <w:rFonts w:ascii="Cambria Math" w:eastAsia="Times New Roman" w:hAnsi="Cambria Math" w:cs="Times New Roman"/>
-                  </w:rPr>
-                  <m:t xml:space="preserve"> </m:t>
+                  <m:t xml:space="preserve"> = 4 </m:t>
                 </m:r>
                 <m:r>
                   <m:rPr>
@@ -1936,7 +1986,7 @@
                   <w:rPr>
                     <w:rFonts w:ascii="Cambria Math" w:eastAsia="Calibri" w:hAnsi="Cambria Math" w:cs="Times New Roman"/>
                   </w:rPr>
-                  <m:t xml:space="preserve">20 </m:t>
+                  <m:t xml:space="preserve">22 </m:t>
                 </m:r>
                 <m:r>
                   <m:rPr>
@@ -2105,10 +2155,13 @@
         </w:tc>
       </w:tr>
     </w:tbl>
-    <w:p/>
-    <w:p/>
+    <w:p>
+      <w:pPr>
+        <w:spacing w:after="0"/>
+      </w:pPr>
+    </w:p>
     <w:sectPr>
-      <w:footerReference w:type="first" r:id="rId7"/>
+      <w:footerReference w:type="first" r:id="rId8"/>
       <w:pgSz w:w="12240" w:h="15840"/>
       <w:pgMar w:top="1440" w:right="1440" w:bottom="1440" w:left="1440" w:header="720" w:footer="720" w:gutter="0"/>
       <w:cols w:space="720"/>
@@ -2835,6 +2888,48 @@
     <w:uiPriority w:val="99"/>
     <w:rsid w:val="000D2510"/>
   </w:style>
+  <w:style w:type="character" w:styleId="UnresolvedMention">
+    <w:name w:val="Unresolved Mention"/>
+    <w:basedOn w:val="DefaultParagraphFont"/>
+    <w:uiPriority w:val="99"/>
+    <w:semiHidden/>
+    <w:unhideWhenUsed/>
+    <w:rsid w:val="00B30B26"/>
+    <w:rPr>
+      <w:color w:val="605E5C"/>
+      <w:shd w:val="clear" w:color="auto" w:fill="E1DFDD"/>
+    </w:rPr>
+  </w:style>
+  <w:style w:type="paragraph" w:styleId="BalloonText">
+    <w:name w:val="Balloon Text"/>
+    <w:basedOn w:val="Normal"/>
+    <w:link w:val="BalloonTextChar"/>
+    <w:uiPriority w:val="99"/>
+    <w:semiHidden/>
+    <w:unhideWhenUsed/>
+    <w:rsid w:val="00A560CD"/>
+    <w:pPr>
+      <w:spacing w:after="0"/>
+    </w:pPr>
+    <w:rPr>
+      <w:rFonts w:ascii="Times New Roman" w:hAnsi="Times New Roman" w:cs="Times New Roman"/>
+      <w:sz w:val="18"/>
+      <w:szCs w:val="18"/>
+    </w:rPr>
+  </w:style>
+  <w:style w:type="character" w:customStyle="1" w:styleId="BalloonTextChar">
+    <w:name w:val="Balloon Text Char"/>
+    <w:basedOn w:val="DefaultParagraphFont"/>
+    <w:link w:val="BalloonText"/>
+    <w:uiPriority w:val="99"/>
+    <w:semiHidden/>
+    <w:rsid w:val="00A560CD"/>
+    <w:rPr>
+      <w:rFonts w:ascii="Times New Roman" w:hAnsi="Times New Roman" w:cs="Times New Roman"/>
+      <w:sz w:val="18"/>
+      <w:szCs w:val="18"/>
+    </w:rPr>
+  </w:style>
 </w:styles>
 </file>
 

--- a/Documentation/GW4301AManual.docx
+++ b/Documentation/GW4301AManual.docx
@@ -134,7 +134,15 @@
         <w:pStyle w:val="NoSpacing"/>
       </w:pPr>
       <w:r>
-        <w:t>The GW4301A RAM expansion card is small enough to fit into a "stumpy" sized C64 cartridge but provides 2 MB of geoRAM-compatible memory. Power consumption is minimized through the use of a single 16 megabit DRAM chip.</w:t>
+        <w:t xml:space="preserve">The GW4301A RAM expansion card is small enough to fit into a "stumpy" sized C64 cartridge but provides 2 MB of geoRAM-compatible memory. Power consumption is minimized through the use of a single </w:t>
+      </w:r>
+      <w:proofErr w:type="gramStart"/>
+      <w:r>
+        <w:t>16 megabit</w:t>
+      </w:r>
+      <w:proofErr w:type="gramEnd"/>
+      <w:r>
+        <w:t xml:space="preserve"> DRAM chip.</w:t>
       </w:r>
     </w:p>
     <w:p>
@@ -147,7 +155,15 @@
     </w:p>
     <w:p>
       <w:r>
-        <w:t>GW4301A's design is fully open-source. The schematics, board layouts, and CPLD firmware are all freely available for commercial and noncommercial use. To download the design files, visit the Garrett's Workshop GitHub pag</w:t>
+        <w:t xml:space="preserve">GW4301A's design is fully </w:t>
+      </w:r>
+      <w:proofErr w:type="gramStart"/>
+      <w:r>
+        <w:t>open-source</w:t>
+      </w:r>
+      <w:proofErr w:type="gramEnd"/>
+      <w:r>
+        <w:t>. The schematics, board layouts, and CPLD firmware are all freely available for commercial and noncommercial use. To download the design files, visit the Garrett's Workshop GitHub pag</w:t>
       </w:r>
       <w:r>
         <w:t>e:</w:t>
@@ -185,7 +201,15 @@
         <w:t xml:space="preserve"> </w:t>
       </w:r>
       <w:r>
-        <w:t xml:space="preserve">GW4301A is a geoRAM-type memory expansion cartridge. Other geoRAM-type cartridges include the original geoRAM and the modern NeoRAM. On the other hand, REU-compatible memory cards include the original Commodore 1750 and 1764 RAM Expansion Units. GW4301A is </w:t>
+        <w:t xml:space="preserve">GW4301A is a geoRAM-type memory expansion cartridge. Other geoRAM-type cartridges include the original geoRAM and the modern </w:t>
+      </w:r>
+      <w:proofErr w:type="spellStart"/>
+      <w:r>
+        <w:t>NeoRAM</w:t>
+      </w:r>
+      <w:proofErr w:type="spellEnd"/>
+      <w:r>
+        <w:t xml:space="preserve">. On the other hand, REU-compatible memory cards include the original Commodore 1750 and 1764 RAM Expansion Units. GW4301A is </w:t>
       </w:r>
       <w:r>
         <w:rPr>
@@ -195,7 +219,10 @@
         <w:t>not</w:t>
       </w:r>
       <w:r>
-        <w:t xml:space="preserve"> compatible with REU-type memory cartridges such as the Commodore 1750 and 1764.</w:t>
+        <w:t xml:space="preserve"> compatible with REU-type memory cartridges such as the Commodore 1750 and 1764</w:t>
+      </w:r>
+      <w:r>
+        <w:t>.</w:t>
       </w:r>
     </w:p>
     <w:p>
@@ -228,7 +255,15 @@
     </w:p>
     <w:p>
       <w:r>
-        <w:t xml:space="preserve">GEOS supports memory expansion using a geoRAM-type memory cartridge such as the GW4301A, but not out-of-the box. You must install a special driver on your GEOS boot disk in order to be able to use the GW4301A with GEOS. This process can be slightly complicated by the copy protection present on most original GEOS disks. </w:t>
+        <w:t xml:space="preserve">GEOS </w:t>
+      </w:r>
+      <w:proofErr w:type="gramStart"/>
+      <w:r>
+        <w:t>supports</w:t>
+      </w:r>
+      <w:proofErr w:type="gramEnd"/>
+      <w:r>
+        <w:t xml:space="preserve"> memory expansion using a geoRAM-type memory cartridge such as the GW4301A, but not out-of-the box. You must install a special driver on your GEOS boot disk in order to be able to use the GW4301A with GEOS. This process can be slightly complicated by the copy protection present on most original GEOS disks. </w:t>
       </w:r>
       <w:r>
         <w:t>T</w:t>
@@ -480,7 +515,19 @@
                   <w:rPr>
                     <w:rFonts w:ascii="Cambria Math" w:hAnsi="Cambria Math"/>
                   </w:rPr>
-                  <m:t xml:space="preserve">57.658 </m:t>
+                  <m:t>57.</m:t>
+                </m:r>
+                <m:r>
+                  <w:rPr>
+                    <w:rFonts w:ascii="Cambria Math" w:hAnsi="Cambria Math"/>
+                  </w:rPr>
+                  <m:t>912</m:t>
+                </m:r>
+                <m:r>
+                  <w:rPr>
+                    <w:rFonts w:ascii="Cambria Math" w:hAnsi="Cambria Math"/>
+                  </w:rPr>
+                  <m:t xml:space="preserve"> </m:t>
                 </m:r>
                 <m:r>
                   <m:rPr>
@@ -2865,6 +2912,36 @@
       <w:shd w:val="clear" w:color="auto" w:fill="E1DFDD"/>
     </w:rPr>
   </w:style>
+  <w:style w:type="paragraph" w:styleId="BalloonText">
+    <w:name w:val="Balloon Text"/>
+    <w:basedOn w:val="Normal"/>
+    <w:link w:val="BalloonTextChar"/>
+    <w:uiPriority w:val="99"/>
+    <w:semiHidden/>
+    <w:unhideWhenUsed/>
+    <w:rsid w:val="00A560CD"/>
+    <w:pPr>
+      <w:spacing w:after="0"/>
+    </w:pPr>
+    <w:rPr>
+      <w:rFonts w:ascii="Times New Roman" w:hAnsi="Times New Roman" w:cs="Times New Roman"/>
+      <w:sz w:val="18"/>
+      <w:szCs w:val="18"/>
+    </w:rPr>
+  </w:style>
+  <w:style w:type="character" w:customStyle="1" w:styleId="BalloonTextChar">
+    <w:name w:val="Balloon Text Char"/>
+    <w:basedOn w:val="DefaultParagraphFont"/>
+    <w:link w:val="BalloonText"/>
+    <w:uiPriority w:val="99"/>
+    <w:semiHidden/>
+    <w:rsid w:val="00A560CD"/>
+    <w:rPr>
+      <w:rFonts w:ascii="Times New Roman" w:hAnsi="Times New Roman" w:cs="Times New Roman"/>
+      <w:sz w:val="18"/>
+      <w:szCs w:val="18"/>
+    </w:rPr>
+  </w:style>
 </w:styles>
 </file>
 
